--- a/docs/AgriPulse-App-Guide.docx
+++ b/docs/AgriPulse-App-Guide.docx
@@ -1731,7 +1731,7 @@
               <w:rPr>
                 <w:sz w:val="19"/>
               </w:rPr>
-              <w:t>webhooks from Alertmanager and CloudWatch</w:t>
+              <w:t>webhooks from Alertmanager</w:t>
             </w:r>
           </w:p>
         </w:tc>
@@ -1871,7 +1871,7 @@
       <w:r>
         <w:drawing>
           <wp:inline xmlns:a="http://schemas.openxmlformats.org/drawingml/2006/main" xmlns:pic="http://schemas.openxmlformats.org/drawingml/2006/picture">
-            <wp:extent cx="9360000" cy="5082353"/>
+            <wp:extent cx="8668477" cy="5256000"/>
             <wp:docPr id="1" name="Picture 1"/>
             <wp:cNvGraphicFramePr>
               <a:graphicFrameLocks noChangeAspect="1"/>
@@ -1892,7 +1892,7 @@
                   <pic:spPr>
                     <a:xfrm>
                       <a:off x="0" y="0"/>
-                      <a:ext cx="9360000" cy="5082353"/>
+                      <a:ext cx="8668477" cy="5256000"/>
                     </a:xfrm>
                     <a:prstGeom prst="rect"/>
                   </pic:spPr>
@@ -3470,42 +3470,6 @@
           </w:p>
         </w:tc>
       </w:tr>
-      <w:tr>
-        <w:tc>
-          <w:tcPr>
-            <w:tcW w:type="dxa" w:w="3061"/>
-          </w:tcPr>
-          <w:p>
-            <w:pPr>
-              <w:spacing w:after="40"/>
-            </w:pPr>
-            <w:r>
-              <w:rPr>
-                <w:rFonts w:ascii="Consolas" w:hAnsi="Consolas" w:eastAsia="Consolas"/>
-                <w:color w:val="B3261E"/>
-                <w:sz w:val="17"/>
-              </w:rPr>
-              <w:t>POST /webhooks/cloudwatch</w:t>
-            </w:r>
-          </w:p>
-        </w:tc>
-        <w:tc>
-          <w:tcPr>
-            <w:tcW w:type="dxa" w:w="6350"/>
-          </w:tcPr>
-          <w:p>
-            <w:pPr>
-              <w:spacing w:after="40"/>
-            </w:pPr>
-            <w:r>
-              <w:rPr>
-                <w:sz w:val="19"/>
-              </w:rPr>
-              <w:t>CloudWatch alarms via SNS and the forwarder Lambda: ALARM opens an incident (Bearer token)</w:t>
-            </w:r>
-          </w:p>
-        </w:tc>
-      </w:tr>
     </w:tbl>
     <w:p/>
     <w:p>
@@ -6560,7 +6524,7 @@
         <w:t>live</w:t>
       </w:r>
       <w:r>
-        <w:t xml:space="preserve"> alias send it 10 % of the traffic for 5 minutes. Any error on that version, or the live-errors alarm, rolls it back; otherwise it gets 100 %.</w:t>
+        <w:t xml:space="preserve"> alias send it 10 % of the traffic for 5 minutes. Any error on that version rolls it back; otherwise it gets 100 %.</w:t>
       </w:r>
     </w:p>
     <w:p>
@@ -7190,7 +7154,7 @@
               <w:rPr>
                 <w:sz w:val="19"/>
               </w:rPr>
-              <w:t>17</w:t>
+              <w:t>15</w:t>
             </w:r>
           </w:p>
         </w:tc>
@@ -7207,7 +7171,7 @@
               <w:rPr>
                 <w:sz w:val="19"/>
               </w:rPr>
-              <w:t>lifecycle rules, KPIs, sanitising, Alertmanager and CloudWatch webhooks, telemetry</w:t>
+              <w:t>lifecycle rules, KPIs, sanitising, the Alertmanager webhook, telemetry</w:t>
             </w:r>
           </w:p>
         </w:tc>
@@ -8471,7 +8435,7 @@
               <w:rPr>
                 <w:sz w:val="19"/>
               </w:rPr>
-              <w:t>Incident not opened by an alarm</w:t>
+              <w:t>Alert in Slack but no incident</w:t>
             </w:r>
           </w:p>
         </w:tc>
@@ -8487,7 +8451,7 @@
               <w:rPr>
                 <w:sz w:val="19"/>
               </w:rPr>
-              <w:t>Forwarder or token mismatch</w:t>
+              <w:t>Info severity (Slack only), or a token mismatch</w:t>
             </w:r>
           </w:p>
         </w:tc>
@@ -8503,21 +8467,7 @@
               <w:rPr>
                 <w:sz w:val="19"/>
               </w:rPr>
-              <w:t xml:space="preserve">Logs of </w:t>
-            </w:r>
-            <w:r>
-              <w:rPr>
-                <w:rFonts w:ascii="Consolas" w:hAnsi="Consolas" w:eastAsia="Consolas"/>
-                <w:color w:val="B3261E"/>
-                <w:sz w:val="17"/>
-              </w:rPr>
-              <w:t>/aws/lambda/agripulse-alarm-forwarder</w:t>
-            </w:r>
-            <w:r>
-              <w:rPr>
-                <w:sz w:val="19"/>
-              </w:rPr>
-              <w:t xml:space="preserve">; the token in </w:t>
+              <w:t xml:space="preserve">Only critical/warning open incidents; check the Alertmanager logs and the token in </w:t>
             </w:r>
             <w:r>
               <w:rPr>

--- a/docs/AgriPulse-App-Guide.docx
+++ b/docs/AgriPulse-App-Guide.docx
@@ -1706,7 +1706,7 @@
       <w:r>
         <w:drawing>
           <wp:inline xmlns:a="http://schemas.openxmlformats.org/drawingml/2006/main" xmlns:pic="http://schemas.openxmlformats.org/drawingml/2006/picture">
-            <wp:extent cx="8668477" cy="5256000"/>
+            <wp:extent cx="8694135" cy="5256000"/>
             <wp:docPr id="1" name="Picture 1"/>
             <wp:cNvGraphicFramePr>
               <a:graphicFrameLocks noChangeAspect="1"/>
@@ -1727,7 +1727,7 @@
                   <pic:spPr>
                     <a:xfrm>
                       <a:off x="0" y="0"/>
-                      <a:ext cx="8668477" cy="5256000"/>
+                      <a:ext cx="8694135" cy="5256000"/>
                     </a:xfrm>
                     <a:prstGeom prst="rect"/>
                   </pic:spPr>
@@ -7722,7 +7722,7 @@
               <w:rPr>
                 <w:sz w:val="19"/>
               </w:rPr>
-              <w:t>Check the service's production pods and CloudFront</w:t>
+              <w:t>Check the service's production pods and its ALB target group</w:t>
             </w:r>
           </w:p>
         </w:tc>

--- a/docs/AgriPulse-App-Guide.docx
+++ b/docs/AgriPulse-App-Guide.docx
@@ -6849,7 +6849,45 @@
         <w:t>tests/test_farm.py</w:t>
       </w:r>
       <w:r>
-        <w:t>; push. The farm pipeline releases it to staging, then (after approval) production.</w:t>
+        <w:t xml:space="preserve">; push. </w:t>
+      </w:r>
+      <w:r>
+        <w:rPr>
+          <w:b/>
+        </w:rPr>
+        <w:t>app</w:t>
+      </w:r>
+      <w:r>
+        <w:t xml:space="preserve"> builds only the farm service and releases it to staging; </w:t>
+      </w:r>
+      <w:r>
+        <w:rPr>
+          <w:b/>
+        </w:rPr>
+        <w:t>promote</w:t>
+      </w:r>
+      <w:r>
+        <w:t xml:space="preserve"> (farm) commits it for production, and </w:t>
+      </w:r>
+      <w:r>
+        <w:rPr>
+          <w:b/>
+        </w:rPr>
+        <w:t>SYNC</w:t>
+      </w:r>
+      <w:r>
+        <w:t xml:space="preserve"> on </w:t>
+      </w:r>
+      <w:r>
+        <w:rPr>
+          <w:rFonts w:ascii="Consolas" w:hAnsi="Consolas" w:eastAsia="Consolas"/>
+          <w:color w:val="B3261E"/>
+          <w:sz w:val="19"/>
+        </w:rPr>
+        <w:t>farm-production</w:t>
+      </w:r>
+      <w:r>
+        <w:t xml:space="preserve"> in Argo CD releases it.</w:t>
       </w:r>
     </w:p>
     <w:tbl>
@@ -7098,7 +7136,7 @@
         <w:t>production.yaml</w:t>
       </w:r>
       <w:r>
-        <w:t xml:space="preserve">; a workflow that calls </w:t>
+        <w:t xml:space="preserve">; add the name to </w:t>
       </w:r>
       <w:r>
         <w:rPr>
@@ -7106,7 +7144,40 @@
           <w:color w:val="B3261E"/>
           <w:sz w:val="19"/>
         </w:rPr>
-        <w:t>_service.yml</w:t>
+        <w:t>ALL</w:t>
+      </w:r>
+      <w:r>
+        <w:t xml:space="preserve"> in </w:t>
+      </w:r>
+      <w:r>
+        <w:rPr>
+          <w:rFonts w:ascii="Consolas" w:hAnsi="Consolas" w:eastAsia="Consolas"/>
+          <w:color w:val="B3261E"/>
+          <w:sz w:val="19"/>
+        </w:rPr>
+        <w:t>.github/workflows/app.yml</w:t>
+      </w:r>
+      <w:r>
+        <w:t xml:space="preserve"> and to the choices of </w:t>
+      </w:r>
+      <w:r>
+        <w:rPr>
+          <w:rFonts w:ascii="Consolas" w:hAnsi="Consolas" w:eastAsia="Consolas"/>
+          <w:color w:val="B3261E"/>
+          <w:sz w:val="19"/>
+        </w:rPr>
+        <w:t>app.yml</w:t>
+      </w:r>
+      <w:r>
+        <w:t xml:space="preserve"> and </w:t>
+      </w:r>
+      <w:r>
+        <w:rPr>
+          <w:rFonts w:ascii="Consolas" w:hAnsi="Consolas" w:eastAsia="Consolas"/>
+          <w:color w:val="B3261E"/>
+          <w:sz w:val="19"/>
+        </w:rPr>
+        <w:t>promote.yml</w:t>
       </w:r>
       <w:r>
         <w:t>.</w:t>

--- a/docs/AgriPulse-App-Guide.docx
+++ b/docs/AgriPulse-App-Guide.docx
@@ -3270,7 +3270,7 @@
         <w:pStyle w:val="Heading2"/>
       </w:pPr>
       <w:r>
-        <w:t>incidents (https://incidents.mfon21.space, ops accounts)</w:t>
+        <w:t>incidents (https://incidents.mfon21.space: public to read, ops accounts write)</w:t>
       </w:r>
     </w:p>
     <w:tbl>
@@ -3360,7 +3360,7 @@
               <w:rPr>
                 <w:sz w:val="19"/>
               </w:rPr>
-              <w:t>all incidents with KPIs: open count, MTTA and MTTR</w:t>
+              <w:t>all incidents with KPIs: open count, MTTA and MTTR. Public: visitors see "operations team" instead of names, and no forms</w:t>
             </w:r>
           </w:p>
         </w:tc>
@@ -3420,34 +3420,6 @@
               </w:rPr>
               <w:t>GET /incidents/{id}</w:t>
             </w:r>
-            <w:r>
-              <w:rPr>
-                <w:sz w:val="19"/>
-              </w:rPr>
-              <w:t xml:space="preserve">, </w:t>
-            </w:r>
-            <w:r>
-              <w:rPr>
-                <w:rFonts w:ascii="Consolas" w:hAnsi="Consolas" w:eastAsia="Consolas"/>
-                <w:color w:val="B3261E"/>
-                <w:sz w:val="17"/>
-              </w:rPr>
-              <w:t>POST /incidents/{id}/transition</w:t>
-            </w:r>
-            <w:r>
-              <w:rPr>
-                <w:sz w:val="19"/>
-              </w:rPr>
-              <w:t xml:space="preserve">, </w:t>
-            </w:r>
-            <w:r>
-              <w:rPr>
-                <w:rFonts w:ascii="Consolas" w:hAnsi="Consolas" w:eastAsia="Consolas"/>
-                <w:color w:val="B3261E"/>
-                <w:sz w:val="17"/>
-              </w:rPr>
-              <w:t>POST /incidents/{id}/posts</w:t>
-            </w:r>
           </w:p>
         </w:tc>
         <w:tc>
@@ -3462,7 +3434,21 @@
               <w:rPr>
                 <w:sz w:val="19"/>
               </w:rPr>
-              <w:t>the timeline; the next lifecycle state with a note (recovered and closed are reported to Slack); an update</w:t>
+              <w:t xml:space="preserve">the incident and its timeline (public, like </w:t>
+            </w:r>
+            <w:r>
+              <w:rPr>
+                <w:rFonts w:ascii="Consolas" w:hAnsi="Consolas" w:eastAsia="Consolas"/>
+                <w:color w:val="B3261E"/>
+                <w:sz w:val="17"/>
+              </w:rPr>
+              <w:t>/</w:t>
+            </w:r>
+            <w:r>
+              <w:rPr>
+                <w:sz w:val="19"/>
+              </w:rPr>
+              <w:t>)</w:t>
             </w:r>
           </w:p>
         </w:tc>
@@ -3483,7 +3469,21 @@
                 <w:color w:val="B3261E"/>
                 <w:sz w:val="17"/>
               </w:rPr>
-              <w:t>POST /webhooks/alertmanager</w:t>
+              <w:t>POST /incidents/{id}/transition</w:t>
+            </w:r>
+            <w:r>
+              <w:rPr>
+                <w:sz w:val="19"/>
+              </w:rPr>
+              <w:t xml:space="preserve">, </w:t>
+            </w:r>
+            <w:r>
+              <w:rPr>
+                <w:rFonts w:ascii="Consolas" w:hAnsi="Consolas" w:eastAsia="Consolas"/>
+                <w:color w:val="B3261E"/>
+                <w:sz w:val="17"/>
+              </w:rPr>
+              <w:t>POST /incidents/{id}/posts</w:t>
             </w:r>
           </w:p>
         </w:tc>
@@ -3491,6 +3491,42 @@
           <w:tcPr>
             <w:tcW w:type="dxa" w:w="5216"/>
             <w:shd w:val="clear" w:color="auto" w:fill="F7F8FA"/>
+          </w:tcPr>
+          <w:p>
+            <w:pPr>
+              <w:spacing w:after="40"/>
+            </w:pPr>
+            <w:r>
+              <w:rPr>
+                <w:sz w:val="19"/>
+              </w:rPr>
+              <w:t>ops accounts: the next lifecycle state with a note (recovered and closed are reported to Slack); an update</w:t>
+            </w:r>
+          </w:p>
+        </w:tc>
+      </w:tr>
+      <w:tr>
+        <w:tc>
+          <w:tcPr>
+            <w:tcW w:type="dxa" w:w="4195"/>
+          </w:tcPr>
+          <w:p>
+            <w:pPr>
+              <w:spacing w:after="40"/>
+            </w:pPr>
+            <w:r>
+              <w:rPr>
+                <w:rFonts w:ascii="Consolas" w:hAnsi="Consolas" w:eastAsia="Consolas"/>
+                <w:color w:val="B3261E"/>
+                <w:sz w:val="17"/>
+              </w:rPr>
+              <w:t>POST /webhooks/alertmanager</w:t>
+            </w:r>
+          </w:p>
+        </w:tc>
+        <w:tc>
+          <w:tcPr>
+            <w:tcW w:type="dxa" w:w="5216"/>
           </w:tcPr>
           <w:p>
             <w:pPr>
@@ -6537,7 +6573,7 @@
               <w:rPr>
                 <w:sz w:val="19"/>
               </w:rPr>
-              <w:t>the NIST lifecycle, KPIs, sanitised Markdown, ops only, Alertmanager, Slack reports</w:t>
+              <w:t>the NIST lifecycle, KPIs, sanitised Markdown, public reading / ops-only writing, Alertmanager, Slack reports</w:t>
             </w:r>
           </w:p>
         </w:tc>
